--- a/01-精益工具知识库/02-核心工具/13-可视化管理.docx
+++ b/01-精益工具知识库/02-核心工具/13-可视化管理.docx
@@ -2430,7 +2430,7 @@
           <w:i w:val="0"/>
           <w:sz w:val="22"/>
         </w:rPr>
-        <w:t>紧固件车间可视化布局示例</w:t>
+        <w:t>产品车间可视化布局示例：</w:t>
       </w:r>
       <w:r>
         <w:rPr>
@@ -2439,7 +2439,6 @@
           <w:i w:val="0"/>
           <w:sz w:val="22"/>
         </w:rPr>
-        <w:t>：</w:t>
       </w:r>
     </w:p>
     <w:p>
@@ -2462,7 +2461,7 @@
         </w:rPr>
         <w:t>┌─────────────────────────────────────────────────────────┐</w:t>
         <w:br/>
-        <w:t>│                    冷镦车间入口                            │</w:t>
+        <w:t>│                    机加工车间入口                            │</w:t>
         <w:br/>
         <w:t>│  ┌──────────┐  ┌──────────┐  ┌──────────┐               │</w:t>
         <w:br/>
@@ -2476,7 +2475,7 @@
         <w:br/>
         <w:t>│  ┌──────┐  ┌──────┐  ┌──────┐  ┌──────┐                │</w:t>
         <w:br/>
-        <w:t>│  │冷镦机1│  │冷镦机2│  │冷镦机3│  │冷镦机4│                │</w:t>
+        <w:t>│  │机加工设备1│  │机加工设备2│  │机加工设备3│  │机加工设备4│                │</w:t>
         <w:br/>
         <w:t>│  │ 🟢    │  │ 🟡    │  │ 🟢    │  │ 🔴    │ ← 安灯      │</w:t>
         <w:br/>
@@ -2756,7 +2755,7 @@
           <w:i w:val="0"/>
           <w:sz w:val="32"/>
         </w:rPr>
-        <w:t>紧固件车间可视化应用</w:t>
+        <w:t>产品车间可视化应用</w:t>
       </w:r>
     </w:p>
     <w:p>
